--- a/docs/research/works.docx
+++ b/docs/research/works.docx
@@ -23,7 +23,7 @@
         <w:pStyle w:val="Date"/>
       </w:pPr>
       <w:r>
-        <w:t xml:space="preserve">2025-12-11</w:t>
+        <w:t xml:space="preserve">2026-02-01</w:t>
       </w:r>
     </w:p>
     <w:bookmarkStart w:id="21" w:name="thesis-dissertation"/>
@@ -146,7 +146,7 @@
       </w:r>
     </w:p>
     <w:bookmarkEnd w:id="21"/>
-    <w:bookmarkStart w:id="32" w:name="journal-articles"/>
+    <w:bookmarkStart w:id="33" w:name="journal-articles"/>
     <w:p>
       <w:pPr>
         <w:pStyle w:val="Heading3"/>
@@ -233,90 +233,11 @@
           <w:rPr>
             <w:rStyle w:val="Hyperlink"/>
           </w:rPr>
-          <w:t xml:space="preserve">URL</w:t>
+          <w:t xml:space="preserve">DOI</w:t>
         </w:r>
       </w:hyperlink>
-    </w:p>
-    <w:p>
-      <w:pPr>
-        <w:numPr>
-          <w:ilvl w:val="0"/>
-          <w:numId w:val="1002"/>
-        </w:numPr>
-      </w:pPr>
-      <w:r>
-        <w:rPr>
-          <w:b/>
-          <w:bCs/>
-        </w:rPr>
-        <w:t xml:space="preserve">데라시타 </w:t>
-      </w:r>
-      <w:r>
-        <w:rPr>
-          <w:rFonts w:hint="eastAsia"/>
-          <w:b/>
-          <w:bCs/>
-        </w:rPr>
-        <w:t xml:space="preserve">카즈히로(寺下和宏)</w:t>
-      </w:r>
-      <w:r>
-        <w:t xml:space="preserve">, 조은미, 정주현, 곽선우. 2024.</w:t>
-      </w:r>
-      <w:r>
-        <w:t xml:space="preserve"> </w:t>
-      </w:r>
-      <w:r>
-        <w:t xml:space="preserve">“어떤 의원이 지역을 언급하는가? : 국회 발언을 이용한 지리적 대표성 분석,”</w:t>
-      </w:r>
-      <w:r>
-        <w:t xml:space="preserve"> </w:t>
-      </w:r>
-      <w:r>
-        <w:t xml:space="preserve">『의정논총』19(2):5-42,</w:t>
-      </w:r>
-      <w:r>
-        <w:t xml:space="preserve"> </w:t>
-      </w:r>
-      <w:r>
-        <w:rPr>
-          <w:rFonts w:hint="eastAsia"/>
-          <w:b/>
-          <w:bCs/>
-        </w:rPr>
-        <w:t xml:space="preserve">査読あり</w:t>
-      </w:r>
-      <w:r>
-        <w:t xml:space="preserve">.</w:t>
-      </w:r>
-      <w:r>
-        <w:t xml:space="preserve"> </w:t>
-      </w:r>
-      <w:r>
-        <w:rPr>
-          <w:rFonts w:hint="eastAsia"/>
-        </w:rPr>
-        <w:t xml:space="preserve">（=</w:t>
-      </w:r>
-      <w:r>
-        <w:t xml:space="preserve"> </w:t>
-      </w:r>
-      <w:r>
-        <w:rPr>
-          <w:rFonts w:hint="eastAsia"/>
-        </w:rPr>
-        <w:t xml:space="preserve">「どのような議員が地域に言及するのか？：国会発言を用いた地理的代表の分析」『議政論叢』19(2):5-42.</w:t>
-      </w:r>
-      <w:r>
-        <w:t xml:space="preserve"> </w:t>
-      </w:r>
-      <w:r>
-        <w:rPr>
-          <w:rFonts w:hint="eastAsia"/>
-        </w:rPr>
-        <w:t xml:space="preserve">）</w:t>
-      </w:r>
-      <w:r>
-        <w:br/>
+      <w:r>
+        <w:t xml:space="preserve"> </w:t>
       </w:r>
       <w:hyperlink r:id="rId23">
         <w:r>
@@ -336,6 +257,96 @@
       </w:pPr>
       <w:r>
         <w:rPr>
+          <w:b/>
+          <w:bCs/>
+        </w:rPr>
+        <w:t xml:space="preserve">데라시타 </w:t>
+      </w:r>
+      <w:r>
+        <w:rPr>
+          <w:rFonts w:hint="eastAsia"/>
+          <w:b/>
+          <w:bCs/>
+        </w:rPr>
+        <w:t xml:space="preserve">카즈히로(寺下和宏)</w:t>
+      </w:r>
+      <w:r>
+        <w:t xml:space="preserve">, 조은미, 정주현, 곽선우. 2024.</w:t>
+      </w:r>
+      <w:r>
+        <w:t xml:space="preserve"> </w:t>
+      </w:r>
+      <w:r>
+        <w:t xml:space="preserve">“어떤 의원이 지역을 언급하는가? : 국회 발언을 이용한 지리적 대표성 분석,”</w:t>
+      </w:r>
+      <w:r>
+        <w:t xml:space="preserve"> </w:t>
+      </w:r>
+      <w:r>
+        <w:t xml:space="preserve">『의정논총』19(2):5-42,</w:t>
+      </w:r>
+      <w:r>
+        <w:t xml:space="preserve"> </w:t>
+      </w:r>
+      <w:r>
+        <w:rPr>
+          <w:rFonts w:hint="eastAsia"/>
+          <w:b/>
+          <w:bCs/>
+        </w:rPr>
+        <w:t xml:space="preserve">査読あり</w:t>
+      </w:r>
+      <w:r>
+        <w:t xml:space="preserve">.</w:t>
+      </w:r>
+      <w:r>
+        <w:t xml:space="preserve"> </w:t>
+      </w:r>
+      <w:r>
+        <w:rPr>
+          <w:rFonts w:hint="eastAsia"/>
+        </w:rPr>
+        <w:t xml:space="preserve">（=</w:t>
+      </w:r>
+      <w:r>
+        <w:t xml:space="preserve"> </w:t>
+      </w:r>
+      <w:r>
+        <w:rPr>
+          <w:rFonts w:hint="eastAsia"/>
+        </w:rPr>
+        <w:t xml:space="preserve">「どのような議員が地域に言及するのか？：国会発言を用いた地理的代表の分析」『議政論叢』19(2):5-42.</w:t>
+      </w:r>
+      <w:r>
+        <w:t xml:space="preserve"> </w:t>
+      </w:r>
+      <w:r>
+        <w:rPr>
+          <w:rFonts w:hint="eastAsia"/>
+        </w:rPr>
+        <w:t xml:space="preserve">）</w:t>
+      </w:r>
+      <w:r>
+        <w:br/>
+      </w:r>
+      <w:hyperlink r:id="rId24">
+        <w:r>
+          <w:rPr>
+            <w:rStyle w:val="Hyperlink"/>
+          </w:rPr>
+          <w:t xml:space="preserve">URL</w:t>
+        </w:r>
+      </w:hyperlink>
+    </w:p>
+    <w:p>
+      <w:pPr>
+        <w:numPr>
+          <w:ilvl w:val="0"/>
+          <w:numId w:val="1002"/>
+        </w:numPr>
+      </w:pPr>
+      <w:r>
+        <w:rPr>
           <w:rFonts w:hint="eastAsia"/>
           <w:b/>
           <w:bCs/>
@@ -377,7 +388,7 @@
       <w:r>
         <w:br/>
       </w:r>
-      <w:hyperlink r:id="rId24">
+      <w:hyperlink r:id="rId25">
         <w:r>
           <w:rPr>
             <w:rStyle w:val="Hyperlink"/>
@@ -388,7 +399,7 @@
       <w:r>
         <w:t xml:space="preserve"> </w:t>
       </w:r>
-      <w:hyperlink r:id="rId25">
+      <w:hyperlink r:id="rId26">
         <w:r>
           <w:rPr>
             <w:rStyle w:val="Hyperlink"/>
@@ -399,7 +410,7 @@
       <w:r>
         <w:t xml:space="preserve"> </w:t>
       </w:r>
-      <w:hyperlink r:id="rId26">
+      <w:hyperlink r:id="rId27">
         <w:r>
           <w:rPr>
             <w:rStyle w:val="Hyperlink"/>
@@ -453,7 +464,7 @@
       <w:r>
         <w:br/>
       </w:r>
-      <w:hyperlink r:id="rId27">
+      <w:hyperlink r:id="rId28">
         <w:r>
           <w:rPr>
             <w:rStyle w:val="Hyperlink"/>
@@ -464,7 +475,7 @@
       <w:r>
         <w:t xml:space="preserve"> </w:t>
       </w:r>
-      <w:hyperlink r:id="rId28">
+      <w:hyperlink r:id="rId29">
         <w:r>
           <w:rPr>
             <w:rStyle w:val="Hyperlink"/>
@@ -514,7 +525,7 @@
       <w:r>
         <w:br/>
       </w:r>
-      <w:hyperlink r:id="rId29">
+      <w:hyperlink r:id="rId30">
         <w:r>
           <w:rPr>
             <w:rStyle w:val="Hyperlink"/>
@@ -524,65 +535,6 @@
       </w:hyperlink>
       <w:r>
         <w:t xml:space="preserve"> </w:t>
-      </w:r>
-      <w:hyperlink r:id="rId30">
-        <w:r>
-          <w:rPr>
-            <w:rStyle w:val="Hyperlink"/>
-          </w:rPr>
-          <w:t xml:space="preserve">CiNii</w:t>
-        </w:r>
-      </w:hyperlink>
-    </w:p>
-    <w:p>
-      <w:pPr>
-        <w:numPr>
-          <w:ilvl w:val="0"/>
-          <w:numId w:val="1002"/>
-        </w:numPr>
-      </w:pPr>
-      <w:r>
-        <w:rPr>
-          <w:rFonts w:hint="eastAsia"/>
-          <w:b/>
-          <w:bCs/>
-        </w:rPr>
-        <w:t xml:space="preserve">寺下和宏</w:t>
-      </w:r>
-      <w:r>
-        <w:t xml:space="preserve">. </w:t>
-      </w:r>
-      <w:r>
-        <w:rPr>
-          <w:rFonts w:hint="eastAsia"/>
-        </w:rPr>
-        <w:t xml:space="preserve">2022.「河川行政における官民協働の質的比較分析(QCA)</w:t>
-      </w:r>
-      <w:r>
-        <w:t xml:space="preserve"> : </w:t>
-      </w:r>
-      <w:r>
-        <w:rPr>
-          <w:rFonts w:hint="eastAsia"/>
-        </w:rPr>
-        <w:t xml:space="preserve">行政の実施構造と民間団体の戦略に注目して」『季刊行政管理研究』(177):46-60,</w:t>
-      </w:r>
-      <w:r>
-        <w:t xml:space="preserve"> </w:t>
-      </w:r>
-      <w:r>
-        <w:rPr>
-          <w:rFonts w:hint="eastAsia"/>
-          <w:b/>
-          <w:bCs/>
-        </w:rPr>
-        <w:t xml:space="preserve">査読あり</w:t>
-      </w:r>
-      <w:r>
-        <w:t xml:space="preserve">.</w:t>
-      </w:r>
-      <w:r>
-        <w:br/>
       </w:r>
       <w:hyperlink r:id="rId31">
         <w:r>
@@ -593,8 +545,67 @@
         </w:r>
       </w:hyperlink>
     </w:p>
-    <w:bookmarkEnd w:id="32"/>
-    <w:bookmarkStart w:id="33" w:name="misc."/>
+    <w:p>
+      <w:pPr>
+        <w:numPr>
+          <w:ilvl w:val="0"/>
+          <w:numId w:val="1002"/>
+        </w:numPr>
+      </w:pPr>
+      <w:r>
+        <w:rPr>
+          <w:rFonts w:hint="eastAsia"/>
+          <w:b/>
+          <w:bCs/>
+        </w:rPr>
+        <w:t xml:space="preserve">寺下和宏</w:t>
+      </w:r>
+      <w:r>
+        <w:t xml:space="preserve">. </w:t>
+      </w:r>
+      <w:r>
+        <w:rPr>
+          <w:rFonts w:hint="eastAsia"/>
+        </w:rPr>
+        <w:t xml:space="preserve">2022.「河川行政における官民協働の質的比較分析(QCA)</w:t>
+      </w:r>
+      <w:r>
+        <w:t xml:space="preserve"> : </w:t>
+      </w:r>
+      <w:r>
+        <w:rPr>
+          <w:rFonts w:hint="eastAsia"/>
+        </w:rPr>
+        <w:t xml:space="preserve">行政の実施構造と民間団体の戦略に注目して」『季刊行政管理研究』(177):46-60,</w:t>
+      </w:r>
+      <w:r>
+        <w:t xml:space="preserve"> </w:t>
+      </w:r>
+      <w:r>
+        <w:rPr>
+          <w:rFonts w:hint="eastAsia"/>
+          <w:b/>
+          <w:bCs/>
+        </w:rPr>
+        <w:t xml:space="preserve">査読あり</w:t>
+      </w:r>
+      <w:r>
+        <w:t xml:space="preserve">.</w:t>
+      </w:r>
+      <w:r>
+        <w:br/>
+      </w:r>
+      <w:hyperlink r:id="rId32">
+        <w:r>
+          <w:rPr>
+            <w:rStyle w:val="Hyperlink"/>
+          </w:rPr>
+          <w:t xml:space="preserve">CiNii</w:t>
+        </w:r>
+      </w:hyperlink>
+    </w:p>
+    <w:bookmarkEnd w:id="33"/>
+    <w:bookmarkStart w:id="34" w:name="misc."/>
     <w:p>
       <w:pPr>
         <w:pStyle w:val="Heading3"/>
@@ -638,8 +649,8 @@
         <w:t xml:space="preserve">2019」『選挙研究』38(1):126-127.</w:t>
       </w:r>
     </w:p>
-    <w:bookmarkEnd w:id="33"/>
-    <w:bookmarkStart w:id="38" w:name="presentation"/>
+    <w:bookmarkEnd w:id="34"/>
+    <w:bookmarkStart w:id="39" w:name="presentation"/>
     <w:p>
       <w:pPr>
         <w:pStyle w:val="Heading3"/>
@@ -648,7 +659,7 @@
         <w:t xml:space="preserve">Presentation</w:t>
       </w:r>
     </w:p>
-    <w:bookmarkStart w:id="34" w:name="conference-presentations"/>
+    <w:bookmarkStart w:id="35" w:name="conference-presentations"/>
     <w:p>
       <w:pPr>
         <w:pStyle w:val="Heading4"/>
@@ -1554,8 +1565,8 @@
         <w:t xml:space="preserve">2018年6月.</w:t>
       </w:r>
     </w:p>
-    <w:bookmarkEnd w:id="34"/>
-    <w:bookmarkStart w:id="35" w:name="poster-presentations"/>
+    <w:bookmarkEnd w:id="35"/>
+    <w:bookmarkStart w:id="36" w:name="poster-presentations"/>
     <w:p>
       <w:pPr>
         <w:pStyle w:val="Heading4"/>
@@ -1605,8 +1616,8 @@
         <w:t xml:space="preserve">2022年10月.</w:t>
       </w:r>
     </w:p>
-    <w:bookmarkEnd w:id="35"/>
-    <w:bookmarkStart w:id="36" w:name="panel-and-roundtable"/>
+    <w:bookmarkEnd w:id="36"/>
+    <w:bookmarkStart w:id="37" w:name="panel-and-roundtable"/>
     <w:p>
       <w:pPr>
         <w:pStyle w:val="Heading4"/>
@@ -1825,8 +1836,8 @@
         <w:t xml:space="preserve">2022年6月.</w:t>
       </w:r>
     </w:p>
-    <w:bookmarkEnd w:id="36"/>
-    <w:bookmarkStart w:id="37" w:name="workshop-presentations"/>
+    <w:bookmarkEnd w:id="37"/>
+    <w:bookmarkStart w:id="38" w:name="workshop-presentations"/>
     <w:p>
       <w:pPr>
         <w:pStyle w:val="Heading4"/>
@@ -2300,9 +2311,9 @@
         <w:t xml:space="preserve">2019年11月.</w:t>
       </w:r>
     </w:p>
-    <w:bookmarkEnd w:id="37"/>
     <w:bookmarkEnd w:id="38"/>
-    <w:bookmarkStart w:id="39" w:name="awards"/>
+    <w:bookmarkEnd w:id="39"/>
+    <w:bookmarkStart w:id="40" w:name="awards"/>
     <w:p>
       <w:pPr>
         <w:pStyle w:val="Heading3"/>
@@ -2424,8 +2435,8 @@
         <w:t xml:space="preserve">2017年3月.</w:t>
       </w:r>
     </w:p>
-    <w:bookmarkEnd w:id="39"/>
-    <w:bookmarkStart w:id="40" w:name="funding"/>
+    <w:bookmarkEnd w:id="40"/>
+    <w:bookmarkStart w:id="41" w:name="funding"/>
     <w:p>
       <w:pPr>
         <w:pStyle w:val="Heading3"/>
@@ -2771,8 +2782,8 @@
         <w:t xml:space="preserve">若手研究者海外挑戦プログラム「社会運動がもたらす政治的成果の規定要因研究：韓国・女性政策の事例比較を通じて」</w:t>
       </w:r>
     </w:p>
-    <w:bookmarkEnd w:id="40"/>
-    <w:bookmarkStart w:id="41" w:name="other-grants-and-scholarships"/>
+    <w:bookmarkEnd w:id="41"/>
+    <w:bookmarkStart w:id="42" w:name="other-grants-and-scholarships"/>
     <w:p>
       <w:pPr>
         <w:pStyle w:val="Heading2"/>
@@ -2792,6 +2803,56 @@
         <w:rPr>
           <w:rFonts w:hint="eastAsia"/>
         </w:rPr>
+        <w:t xml:space="preserve">「日本政治学会</w:t>
+      </w:r>
+      <w:r>
+        <w:t xml:space="preserve"> </w:t>
+      </w:r>
+      <w:r>
+        <w:rPr>
+          <w:rFonts w:hint="eastAsia"/>
+        </w:rPr>
+        <w:t xml:space="preserve">2025年度</w:t>
+      </w:r>
+      <w:r>
+        <w:t xml:space="preserve"> </w:t>
+      </w:r>
+      <w:r>
+        <w:rPr>
+          <w:rFonts w:hint="eastAsia"/>
+        </w:rPr>
+        <w:t xml:space="preserve">世界政治学会（IPSA）派遣報告旅費補助」,</w:t>
+      </w:r>
+      <w:r>
+        <w:t xml:space="preserve"> </w:t>
+      </w:r>
+      <w:r>
+        <w:rPr>
+          <w:rFonts w:hint="eastAsia"/>
+        </w:rPr>
+        <w:t xml:space="preserve">支援対象学会：28th</w:t>
+      </w:r>
+      <w:r>
+        <w:t xml:space="preserve"> IPSA World Congress of Political Science, </w:t>
+      </w:r>
+      <w:r>
+        <w:rPr>
+          <w:rFonts w:hint="eastAsia"/>
+        </w:rPr>
+        <w:t xml:space="preserve">2025年3月.</w:t>
+      </w:r>
+    </w:p>
+    <w:p>
+      <w:pPr>
+        <w:numPr>
+          <w:ilvl w:val="0"/>
+          <w:numId w:val="1010"/>
+        </w:numPr>
+      </w:pPr>
+      <w:r>
+        <w:rPr>
+          <w:rFonts w:hint="eastAsia"/>
+        </w:rPr>
         <w:t xml:space="preserve">「日本NPO学会</w:t>
       </w:r>
       <w:r>
@@ -3068,8 +3129,12 @@
         <w:t xml:space="preserve">2018年6月.</w:t>
       </w:r>
     </w:p>
-    <w:bookmarkEnd w:id="41"/>
-    <w:sectPr/>
+    <w:bookmarkEnd w:id="42"/>
+    <w:sectPr>
+      <w:footnotePr>
+        <w:numRestart w:val="eachSect"/>
+      </w:footnotePr>
+    </w:sectPr>
   </w:body>
 </w:document>
 </file>
@@ -3626,8 +3691,6 @@
     </w:pPr>
     <w:rPr>
       <w:rFonts w:asciiTheme="majorHAnsi" w:cstheme="majorBidi" w:eastAsiaTheme="majorEastAsia" w:hAnsiTheme="majorHAnsi"/>
-      <w:spacing w:val="-10"/>
-      <w:kern w:val="28"/>
       <w:sz w:val="56"/>
       <w:szCs w:val="56"/>
     </w:rPr>
@@ -3640,8 +3703,6 @@
     <w:rsid w:val="00A10FD9"/>
     <w:rPr>
       <w:rFonts w:asciiTheme="majorHAnsi" w:cstheme="majorBidi" w:eastAsiaTheme="majorEastAsia" w:hAnsiTheme="majorHAnsi"/>
-      <w:spacing w:val="-10"/>
-      <w:kern w:val="28"/>
       <w:sz w:val="56"/>
       <w:szCs w:val="56"/>
     </w:rPr>
@@ -3682,23 +3743,31 @@
   </w:style>
   <w:style w:customStyle="1" w:styleId="Author" w:type="paragraph">
     <w:name w:val="Author"/>
+    <w:basedOn w:val="Title"/>
     <w:next w:val="BodyText"/>
     <w:qFormat/>
     <w:pPr>
       <w:keepNext/>
       <w:keepLines/>
-      <w:jc w:val="center"/>
     </w:pPr>
+    <w:rPr>
+      <w:sz w:val="24"/>
+      <w:szCs w:val="24"/>
+    </w:rPr>
   </w:style>
   <w:style w:styleId="Date" w:type="paragraph">
     <w:name w:val="Date"/>
+    <w:basedOn w:val="Title"/>
     <w:next w:val="BodyText"/>
     <w:qFormat/>
     <w:pPr>
       <w:keepNext/>
       <w:keepLines/>
-      <w:jc w:val="center"/>
     </w:pPr>
+    <w:rPr>
+      <w:sz w:val="24"/>
+      <w:szCs w:val="24"/>
+    </w:rPr>
   </w:style>
   <w:style w:customStyle="1" w:styleId="AbstractTitle" w:type="paragraph">
     <w:name w:val="Abstract Title"/>

--- a/docs/research/works.docx
+++ b/docs/research/works.docx
@@ -23,7 +23,7 @@
         <w:pStyle w:val="Date"/>
       </w:pPr>
       <w:r>
-        <w:t xml:space="preserve">2026-02-01</w:t>
+        <w:t xml:space="preserve">2026-02-12</w:t>
       </w:r>
     </w:p>
     <w:bookmarkStart w:id="21" w:name="thesis-dissertation"/>
@@ -1844,6 +1844,42 @@
       </w:pPr>
       <w:r>
         <w:t xml:space="preserve">Workshop Presentations</w:t>
+      </w:r>
+    </w:p>
+    <w:p>
+      <w:pPr>
+        <w:numPr>
+          <w:ilvl w:val="0"/>
+          <w:numId w:val="1007"/>
+        </w:numPr>
+      </w:pPr>
+      <w:r>
+        <w:t xml:space="preserve">Jaeseok Yang,</w:t>
+      </w:r>
+      <w:r>
+        <w:t xml:space="preserve"> </w:t>
+      </w:r>
+      <w:r>
+        <w:rPr>
+          <w:b/>
+          <w:bCs/>
+        </w:rPr>
+        <w:t xml:space="preserve">Kazuhiro Terashita</w:t>
+      </w:r>
+      <w:r>
+        <w:t xml:space="preserve">, Sou Shinomoto.</w:t>
+      </w:r>
+      <w:r>
+        <w:t xml:space="preserve"> </w:t>
+      </w:r>
+      <w:r>
+        <w:t xml:space="preserve">“Decoding Signals: How Citizens’ Knowledge of Foreign Politics Shapes Their Reactions to Interstate Apologies,”</w:t>
+      </w:r>
+      <w:r>
+        <w:t xml:space="preserve"> </w:t>
+      </w:r>
+      <w:r>
+        <w:t xml:space="preserve">KU–Waseda Graduate Student Seminar, Seoul, Feb 2026.</w:t>
       </w:r>
     </w:p>
     <w:p>

--- a/docs/research/works.docx
+++ b/docs/research/works.docx
@@ -23,7 +23,7 @@
         <w:pStyle w:val="Date"/>
       </w:pPr>
       <w:r>
-        <w:t xml:space="preserve">2026-02-12</w:t>
+        <w:t xml:space="preserve">2026-04-17</w:t>
       </w:r>
     </w:p>
     <w:bookmarkStart w:id="21" w:name="thesis-dissertation"/>
@@ -616,7 +616,83 @@
     </w:p>
     <w:p>
       <w:pPr>
-        <w:pStyle w:val="Compact"/>
+        <w:numPr>
+          <w:ilvl w:val="0"/>
+          <w:numId w:val="1003"/>
+        </w:numPr>
+      </w:pPr>
+      <w:r>
+        <w:rPr>
+          <w:rFonts w:hint="eastAsia"/>
+          <w:b/>
+          <w:bCs/>
+        </w:rPr>
+        <w:t xml:space="preserve">寺下和宏</w:t>
+      </w:r>
+      <w:r>
+        <w:t xml:space="preserve">. </w:t>
+      </w:r>
+      <w:r>
+        <w:rPr>
+          <w:rFonts w:hint="eastAsia"/>
+        </w:rPr>
+        <w:t xml:space="preserve">2026.「阪神淡路大震災から</w:t>
+      </w:r>
+      <w:r>
+        <w:t xml:space="preserve"> 30 </w:t>
+      </w:r>
+      <w:r>
+        <w:rPr>
+          <w:rFonts w:hint="eastAsia"/>
+        </w:rPr>
+        <w:t xml:space="preserve">年，『見逃されてきた視点』を問う</w:t>
+      </w:r>
+      <w:r>
+        <w:t xml:space="preserve"> </w:t>
+      </w:r>
+      <w:r>
+        <w:rPr>
+          <w:rFonts w:hint="eastAsia"/>
+        </w:rPr>
+        <w:t xml:space="preserve">：日本NPO学会第26回研究大会公開シンポジウム報告」『ノンプロフィット・レビュー』25(2):89-100.</w:t>
+      </w:r>
+    </w:p>
+    <w:p>
+      <w:pPr>
+        <w:numPr>
+          <w:ilvl w:val="0"/>
+          <w:numId w:val="1003"/>
+        </w:numPr>
+      </w:pPr>
+      <w:r>
+        <w:rPr>
+          <w:rFonts w:hint="eastAsia"/>
+          <w:b/>
+          <w:bCs/>
+        </w:rPr>
+        <w:t xml:space="preserve">寺下和宏</w:t>
+      </w:r>
+      <w:r>
+        <w:t xml:space="preserve">. </w:t>
+      </w:r>
+      <w:r>
+        <w:rPr>
+          <w:rFonts w:hint="eastAsia"/>
+        </w:rPr>
+        <w:t xml:space="preserve">2026.「書評：Moisés</w:t>
+      </w:r>
+      <w:r>
+        <w:t xml:space="preserve"> Arce and Takeshi Wada, eds. Popular Politics and Protest Event Analysis in Latin </w:t>
+      </w:r>
+      <w:r>
+        <w:rPr>
+          <w:rFonts w:hint="eastAsia"/>
+        </w:rPr>
+        <w:t xml:space="preserve">America」『アメリカ太平洋研究』26:97-102.</w:t>
+      </w:r>
+    </w:p>
+    <w:p>
+      <w:pPr>
         <w:numPr>
           <w:ilvl w:val="0"/>
           <w:numId w:val="1003"/>
